--- a/Administración de Sistemas/Unidad 3 - Procesos/Planificación de procesos.docx
+++ b/Administración de Sistemas/Unidad 3 - Procesos/Planificación de procesos.docx
@@ -1,11 +1,13 @@
 
 <file path=word/document.xml><?xml version="1.0" encoding="utf-8"?>
-<w:document xmlns:wpc="http://schemas.microsoft.com/office/word/2010/wordprocessingCanvas" xmlns:cx="http://schemas.microsoft.com/office/drawing/2014/chartex" xmlns:cx1="http://schemas.microsoft.com/office/drawing/2015/9/8/chartex" xmlns:cx2="http://schemas.microsoft.com/office/drawing/2015/10/21/chartex" xmlns:cx3="http://schemas.microsoft.com/office/drawing/2016/5/9/chartex" xmlns:cx4="http://schemas.microsoft.com/office/drawing/2016/5/10/chartex" xmlns:cx5="http://schemas.microsoft.com/office/drawing/2016/5/11/chartex" xmlns:cx6="http://schemas.microsoft.com/office/drawing/2016/5/12/chartex" xmlns:cx7="http://schemas.microsoft.com/office/drawing/2016/5/13/chartex" xmlns:cx8="http://schemas.microsoft.com/office/drawing/2016/5/14/chartex" xmlns:mc="http://schemas.openxmlformats.org/markup-compatibility/2006" xmlns:aink="http://schemas.microsoft.com/office/drawing/2016/ink" xmlns:am3d="http://schemas.microsoft.com/office/drawing/2017/model3d" xmlns:o="urn:schemas-microsoft-com:office:office" xmlns:oel="http://schemas.microsoft.com/office/2019/extlst" xmlns:r="http://schemas.openxmlformats.org/officeDocument/2006/relationships" xmlns:m="http://schemas.openxmlformats.org/officeDocument/2006/math" xmlns:v="urn:schemas-microsoft-com:vml" xmlns:wp14="http://schemas.microsoft.com/office/word/2010/wordprocessingDrawing" xmlns:wp="http://schemas.openxmlformats.org/drawingml/2006/wordprocessingDrawing" xmlns:w10="urn:schemas-microsoft-com:office:word" xmlns:w="http://schemas.openxmlformats.org/wordprocessingml/2006/main" xmlns:w14="http://schemas.microsoft.com/office/word/2010/wordml" xmlns:w15="http://schemas.microsoft.com/office/word/2012/wordml" xmlns:w16cex="http://schemas.microsoft.com/office/word/2018/wordml/cex" xmlns:w16cid="http://schemas.microsoft.com/office/word/2016/wordml/cid" xmlns:w16="http://schemas.microsoft.com/office/word/2018/wordml" xmlns:w16sdtdh="http://schemas.microsoft.com/office/word/2020/wordml/sdtdatahash" xmlns:w16se="http://schemas.microsoft.com/office/word/2015/wordml/symex" xmlns:wpg="http://schemas.microsoft.com/office/word/2010/wordprocessingGroup" xmlns:wpi="http://schemas.microsoft.com/office/word/2010/wordprocessingInk" xmlns:wne="http://schemas.microsoft.com/office/word/2006/wordml" xmlns:wps="http://schemas.microsoft.com/office/word/2010/wordprocessingShape" mc:Ignorable="w14 w15 w16se w16cid w16 w16cex w16sdtdh wp14">
+<w:document xmlns:o="urn:schemas-microsoft-com:office:office" xmlns:r="http://schemas.openxmlformats.org/officeDocument/2006/relationships" xmlns:v="urn:schemas-microsoft-com:vml" xmlns:w="http://schemas.openxmlformats.org/wordprocessingml/2006/main" xmlns:w10="urn:schemas-microsoft-com:office:word" xmlns:wp="http://schemas.openxmlformats.org/drawingml/2006/wordprocessingDrawing" xmlns:wps="http://schemas.microsoft.com/office/word/2010/wordprocessingShape" xmlns:wpg="http://schemas.microsoft.com/office/word/2010/wordprocessingGroup" xmlns:mc="http://schemas.openxmlformats.org/markup-compatibility/2006" xmlns:wp14="http://schemas.microsoft.com/office/word/2010/wordprocessingDrawing" xmlns:w14="http://schemas.microsoft.com/office/word/2010/wordml" xmlns:w15="http://schemas.microsoft.com/office/word/2012/wordml" mc:Ignorable="w14 wp14 w15">
   <w:body>
     <w:p>
       <w:pPr>
+        <w:pStyle w:val="Normal"/>
         <w:jc w:val="center"/>
         <w:rPr>
+          <w:b/>
           <w:b/>
           <w:bCs/>
           <w:color w:val="FFD966" w:themeColor="accent4" w:themeTint="99"/>
@@ -24,14 +26,27 @@
         <w:t>Planificación de procesos</w:t>
       </w:r>
     </w:p>
-    <w:p/>
     <w:p>
+      <w:pPr>
+        <w:pStyle w:val="Normal"/>
+        <w:rPr/>
+      </w:pPr>
       <w:r>
+        <w:rPr/>
+      </w:r>
+    </w:p>
+    <w:p>
+      <w:pPr>
+        <w:pStyle w:val="Normal"/>
+        <w:rPr/>
+      </w:pPr>
+      <w:r>
+        <w:rPr/>
         <w:drawing>
-          <wp:inline distT="0" distB="0" distL="0" distR="0" wp14:anchorId="51D48AD8" wp14:editId="06E7D1DB">
+          <wp:inline distT="0" distB="0" distL="0" distR="0">
             <wp:extent cx="8892540" cy="1014095"/>
-            <wp:effectExtent l="0" t="0" r="3810" b="0"/>
-            <wp:docPr id="1239307147" name="Imagen 1"/>
+            <wp:effectExtent l="0" t="0" r="0" b="0"/>
+            <wp:docPr id="1" name="Imagen 1" descr=""/>
             <wp:cNvGraphicFramePr>
               <a:graphicFrameLocks xmlns:a="http://schemas.openxmlformats.org/drawingml/2006/main" noChangeAspect="1"/>
             </wp:cNvGraphicFramePr>
@@ -39,16 +54,18 @@
               <a:graphicData uri="http://schemas.openxmlformats.org/drawingml/2006/picture">
                 <pic:pic xmlns:pic="http://schemas.openxmlformats.org/drawingml/2006/picture">
                   <pic:nvPicPr>
-                    <pic:cNvPr id="1239307147" name=""/>
-                    <pic:cNvPicPr/>
+                    <pic:cNvPr id="1" name="Imagen 1" descr=""/>
+                    <pic:cNvPicPr>
+                      <a:picLocks noChangeAspect="1" noChangeArrowheads="1"/>
+                    </pic:cNvPicPr>
                   </pic:nvPicPr>
                   <pic:blipFill>
-                    <a:blip r:embed="rId4"/>
+                    <a:blip r:embed="rId2"/>
                     <a:stretch>
                       <a:fillRect/>
                     </a:stretch>
                   </pic:blipFill>
-                  <pic:spPr>
+                  <pic:spPr bwMode="auto">
                     <a:xfrm>
                       <a:off x="0" y="0"/>
                       <a:ext cx="8892540" cy="1014095"/>
@@ -64,14 +81,27 @@
         </w:drawing>
       </w:r>
     </w:p>
-    <w:p/>
     <w:p>
+      <w:pPr>
+        <w:pStyle w:val="Normal"/>
+        <w:rPr/>
+      </w:pPr>
       <w:r>
+        <w:rPr/>
+      </w:r>
+    </w:p>
+    <w:p>
+      <w:pPr>
+        <w:pStyle w:val="Normal"/>
+        <w:rPr/>
+      </w:pPr>
+      <w:r>
+        <w:rPr/>
         <w:drawing>
-          <wp:inline distT="0" distB="0" distL="0" distR="0" wp14:anchorId="6A229642" wp14:editId="3D32D5B0">
+          <wp:inline distT="0" distB="0" distL="0" distR="0">
             <wp:extent cx="8892540" cy="815975"/>
-            <wp:effectExtent l="0" t="0" r="3810" b="3175"/>
-            <wp:docPr id="934334499" name="Imagen 1"/>
+            <wp:effectExtent l="0" t="0" r="0" b="0"/>
+            <wp:docPr id="2" name="Imaxe1" descr=""/>
             <wp:cNvGraphicFramePr>
               <a:graphicFrameLocks xmlns:a="http://schemas.openxmlformats.org/drawingml/2006/main" noChangeAspect="1"/>
             </wp:cNvGraphicFramePr>
@@ -79,16 +109,18 @@
               <a:graphicData uri="http://schemas.openxmlformats.org/drawingml/2006/picture">
                 <pic:pic xmlns:pic="http://schemas.openxmlformats.org/drawingml/2006/picture">
                   <pic:nvPicPr>
-                    <pic:cNvPr id="934334499" name=""/>
-                    <pic:cNvPicPr/>
+                    <pic:cNvPr id="2" name="Imaxe1" descr=""/>
+                    <pic:cNvPicPr>
+                      <a:picLocks noChangeAspect="1" noChangeArrowheads="1"/>
+                    </pic:cNvPicPr>
                   </pic:nvPicPr>
                   <pic:blipFill>
-                    <a:blip r:embed="rId5"/>
+                    <a:blip r:embed="rId3"/>
                     <a:stretch>
                       <a:fillRect/>
                     </a:stretch>
                   </pic:blipFill>
-                  <pic:spPr>
+                  <pic:spPr bwMode="auto">
                     <a:xfrm>
                       <a:off x="0" y="0"/>
                       <a:ext cx="8892540" cy="815975"/>
@@ -104,14 +136,27 @@
         </w:drawing>
       </w:r>
     </w:p>
-    <w:p/>
     <w:p>
+      <w:pPr>
+        <w:pStyle w:val="Normal"/>
+        <w:rPr/>
+      </w:pPr>
       <w:r>
+        <w:rPr/>
+      </w:r>
+    </w:p>
+    <w:p>
+      <w:pPr>
+        <w:pStyle w:val="Normal"/>
+        <w:rPr/>
+      </w:pPr>
+      <w:r>
+        <w:rPr/>
         <w:drawing>
-          <wp:inline distT="0" distB="0" distL="0" distR="0" wp14:anchorId="66D7D21F" wp14:editId="4F4EE77C">
+          <wp:inline distT="0" distB="0" distL="0" distR="0">
             <wp:extent cx="8892540" cy="840105"/>
-            <wp:effectExtent l="0" t="0" r="3810" b="0"/>
-            <wp:docPr id="1072574728" name="Imagen 1"/>
+            <wp:effectExtent l="0" t="0" r="0" b="0"/>
+            <wp:docPr id="3" name="Imaxe2" descr=""/>
             <wp:cNvGraphicFramePr>
               <a:graphicFrameLocks xmlns:a="http://schemas.openxmlformats.org/drawingml/2006/main" noChangeAspect="1"/>
             </wp:cNvGraphicFramePr>
@@ -119,16 +164,18 @@
               <a:graphicData uri="http://schemas.openxmlformats.org/drawingml/2006/picture">
                 <pic:pic xmlns:pic="http://schemas.openxmlformats.org/drawingml/2006/picture">
                   <pic:nvPicPr>
-                    <pic:cNvPr id="1072574728" name=""/>
-                    <pic:cNvPicPr/>
+                    <pic:cNvPr id="3" name="Imaxe2" descr=""/>
+                    <pic:cNvPicPr>
+                      <a:picLocks noChangeAspect="1" noChangeArrowheads="1"/>
+                    </pic:cNvPicPr>
                   </pic:nvPicPr>
                   <pic:blipFill>
-                    <a:blip r:embed="rId6"/>
+                    <a:blip r:embed="rId4"/>
                     <a:stretch>
                       <a:fillRect/>
                     </a:stretch>
                   </pic:blipFill>
-                  <pic:spPr>
+                  <pic:spPr bwMode="auto">
                     <a:xfrm>
                       <a:off x="0" y="0"/>
                       <a:ext cx="8892540" cy="840105"/>
@@ -144,14 +191,39 @@
         </w:drawing>
       </w:r>
     </w:p>
-    <w:p/>
     <w:p>
+      <w:pPr>
+        <w:pStyle w:val="Normal"/>
+        <w:rPr/>
+      </w:pPr>
       <w:r>
+        <w:rPr/>
+      </w:r>
+    </w:p>
+    <w:p>
+      <w:pPr>
+        <w:pStyle w:val="Normal"/>
+        <w:widowControl/>
+        <w:bidi w:val="0"/>
+        <w:spacing w:lineRule="auto" w:line="259" w:before="0" w:after="160"/>
+        <w:jc w:val="left"/>
+        <w:rPr/>
+      </w:pPr>
+      <w:r>
+        <w:rPr/>
         <w:drawing>
-          <wp:inline distT="0" distB="0" distL="0" distR="0" wp14:anchorId="5C9B84A5" wp14:editId="35180BDF">
-            <wp:extent cx="8892540" cy="836295"/>
-            <wp:effectExtent l="0" t="0" r="3810" b="1905"/>
-            <wp:docPr id="1656866854" name="Imagen 1"/>
+          <wp:anchor behindDoc="0" distT="0" distB="0" distL="0" distR="0" simplePos="0" locked="0" layoutInCell="0" allowOverlap="1" relativeHeight="5">
+            <wp:simplePos x="0" y="0"/>
+            <wp:positionH relativeFrom="column">
+              <wp:align>center</wp:align>
+            </wp:positionH>
+            <wp:positionV relativeFrom="paragraph">
+              <wp:posOffset>635</wp:posOffset>
+            </wp:positionV>
+            <wp:extent cx="8892540" cy="845820"/>
+            <wp:effectExtent l="0" t="0" r="0" b="0"/>
+            <wp:wrapSquare wrapText="largest"/>
+            <wp:docPr id="4" name="Imaxe3" descr=""/>
             <wp:cNvGraphicFramePr>
               <a:graphicFrameLocks xmlns:a="http://schemas.openxmlformats.org/drawingml/2006/main" noChangeAspect="1"/>
             </wp:cNvGraphicFramePr>
@@ -159,19 +231,21 @@
               <a:graphicData uri="http://schemas.openxmlformats.org/drawingml/2006/picture">
                 <pic:pic xmlns:pic="http://schemas.openxmlformats.org/drawingml/2006/picture">
                   <pic:nvPicPr>
-                    <pic:cNvPr id="1656866854" name=""/>
-                    <pic:cNvPicPr/>
+                    <pic:cNvPr id="4" name="Imaxe3" descr=""/>
+                    <pic:cNvPicPr>
+                      <a:picLocks noChangeAspect="1" noChangeArrowheads="1"/>
+                    </pic:cNvPicPr>
                   </pic:nvPicPr>
                   <pic:blipFill>
-                    <a:blip r:embed="rId7"/>
+                    <a:blip r:embed="rId5"/>
                     <a:stretch>
                       <a:fillRect/>
                     </a:stretch>
                   </pic:blipFill>
-                  <pic:spPr>
+                  <pic:spPr bwMode="auto">
                     <a:xfrm>
                       <a:off x="0" y="0"/>
-                      <a:ext cx="8892540" cy="836295"/>
+                      <a:ext cx="8892540" cy="845820"/>
                     </a:xfrm>
                     <a:prstGeom prst="rect">
                       <a:avLst/>
@@ -180,26 +254,29 @@
                 </pic:pic>
               </a:graphicData>
             </a:graphic>
-          </wp:inline>
+          </wp:anchor>
         </w:drawing>
       </w:r>
     </w:p>
     <w:sectPr>
-      <w:pgSz w:w="16838" w:h="11906" w:orient="landscape"/>
-      <w:pgMar w:top="851" w:right="1417" w:bottom="1701" w:left="1417" w:header="708" w:footer="708" w:gutter="0"/>
-      <w:cols w:space="708"/>
-      <w:docGrid w:linePitch="360"/>
+      <w:type w:val="nextPage"/>
+      <w:pgSz w:orient="landscape" w:w="16838" w:h="11906"/>
+      <w:pgMar w:left="1417" w:right="1417" w:gutter="0" w:header="0" w:top="851" w:footer="0" w:bottom="1701"/>
+      <w:pgNumType w:fmt="decimal"/>
+      <w:formProt w:val="false"/>
+      <w:textDirection w:val="lrTb"/>
+      <w:docGrid w:type="default" w:linePitch="360" w:charSpace="4096"/>
     </w:sectPr>
   </w:body>
 </w:document>
 </file>
 
 <file path=word/styles.xml><?xml version="1.0" encoding="utf-8"?>
-<w:styles xmlns:mc="http://schemas.openxmlformats.org/markup-compatibility/2006" xmlns:r="http://schemas.openxmlformats.org/officeDocument/2006/relationships" xmlns:w="http://schemas.openxmlformats.org/wordprocessingml/2006/main" xmlns:w14="http://schemas.microsoft.com/office/word/2010/wordml" xmlns:w15="http://schemas.microsoft.com/office/word/2012/wordml" xmlns:w16cex="http://schemas.microsoft.com/office/word/2018/wordml/cex" xmlns:w16cid="http://schemas.microsoft.com/office/word/2016/wordml/cid" xmlns:w16="http://schemas.microsoft.com/office/word/2018/wordml" xmlns:w16sdtdh="http://schemas.microsoft.com/office/word/2020/wordml/sdtdatahash" xmlns:w16se="http://schemas.microsoft.com/office/word/2015/wordml/symex" mc:Ignorable="w14 w15 w16se w16cid w16 w16cex w16sdtdh">
+<w:styles xmlns:w="http://schemas.openxmlformats.org/wordprocessingml/2006/main" xmlns:w14="http://schemas.microsoft.com/office/word/2010/wordml" xmlns:mc="http://schemas.openxmlformats.org/markup-compatibility/2006" mc:Ignorable="w14">
   <w:docDefaults>
     <w:rPrDefault>
       <w:rPr>
-        <w:rFonts w:asciiTheme="minorHAnsi" w:eastAsiaTheme="minorHAnsi" w:hAnsiTheme="minorHAnsi" w:cstheme="minorBidi"/>
+        <w:rFonts w:ascii="Calibri" w:hAnsi="Calibri" w:eastAsia="Calibri" w:cs="" w:asciiTheme="minorHAnsi" w:cstheme="minorBidi" w:eastAsiaTheme="minorHAnsi" w:hAnsiTheme="minorHAnsi"/>
         <w:kern w:val="2"/>
         <w:sz w:val="22"/>
         <w:szCs w:val="22"/>
@@ -209,21 +286,21 @@
     </w:rPrDefault>
     <w:pPrDefault>
       <w:pPr>
-        <w:spacing w:after="160" w:line="259" w:lineRule="auto"/>
+        <w:suppressAutoHyphens w:val="true"/>
       </w:pPr>
     </w:pPrDefault>
   </w:docDefaults>
   <w:latentStyles w:defLockedState="0" w:defUIPriority="99" w:defSemiHidden="0" w:defUnhideWhenUsed="0" w:defQFormat="0" w:count="376">
     <w:lsdException w:name="Normal" w:uiPriority="0" w:qFormat="1"/>
     <w:lsdException w:name="heading 1" w:uiPriority="9" w:qFormat="1"/>
-    <w:lsdException w:name="heading 2" w:semiHidden="1" w:uiPriority="9" w:unhideWhenUsed="1" w:qFormat="1"/>
-    <w:lsdException w:name="heading 3" w:semiHidden="1" w:uiPriority="9" w:unhideWhenUsed="1" w:qFormat="1"/>
-    <w:lsdException w:name="heading 4" w:semiHidden="1" w:uiPriority="9" w:unhideWhenUsed="1" w:qFormat="1"/>
-    <w:lsdException w:name="heading 5" w:semiHidden="1" w:uiPriority="9" w:unhideWhenUsed="1" w:qFormat="1"/>
-    <w:lsdException w:name="heading 6" w:semiHidden="1" w:uiPriority="9" w:unhideWhenUsed="1" w:qFormat="1"/>
-    <w:lsdException w:name="heading 7" w:semiHidden="1" w:uiPriority="9" w:unhideWhenUsed="1" w:qFormat="1"/>
-    <w:lsdException w:name="heading 8" w:semiHidden="1" w:uiPriority="9" w:unhideWhenUsed="1" w:qFormat="1"/>
-    <w:lsdException w:name="heading 9" w:semiHidden="1" w:uiPriority="9" w:unhideWhenUsed="1" w:qFormat="1"/>
+    <w:lsdException w:name="heading 2" w:uiPriority="9" w:semiHidden="1" w:unhideWhenUsed="1" w:qFormat="1"/>
+    <w:lsdException w:name="heading 3" w:uiPriority="9" w:semiHidden="1" w:unhideWhenUsed="1" w:qFormat="1"/>
+    <w:lsdException w:name="heading 4" w:uiPriority="9" w:semiHidden="1" w:unhideWhenUsed="1" w:qFormat="1"/>
+    <w:lsdException w:name="heading 5" w:uiPriority="9" w:semiHidden="1" w:unhideWhenUsed="1" w:qFormat="1"/>
+    <w:lsdException w:name="heading 6" w:uiPriority="9" w:semiHidden="1" w:unhideWhenUsed="1" w:qFormat="1"/>
+    <w:lsdException w:name="heading 7" w:uiPriority="9" w:semiHidden="1" w:unhideWhenUsed="1" w:qFormat="1"/>
+    <w:lsdException w:name="heading 8" w:uiPriority="9" w:semiHidden="1" w:unhideWhenUsed="1" w:qFormat="1"/>
+    <w:lsdException w:name="heading 9" w:uiPriority="9" w:semiHidden="1" w:unhideWhenUsed="1" w:qFormat="1"/>
     <w:lsdException w:name="index 1" w:semiHidden="1" w:unhideWhenUsed="1"/>
     <w:lsdException w:name="index 2" w:semiHidden="1" w:unhideWhenUsed="1"/>
     <w:lsdException w:name="index 3" w:semiHidden="1" w:unhideWhenUsed="1"/>
@@ -233,22 +310,22 @@
     <w:lsdException w:name="index 7" w:semiHidden="1" w:unhideWhenUsed="1"/>
     <w:lsdException w:name="index 8" w:semiHidden="1" w:unhideWhenUsed="1"/>
     <w:lsdException w:name="index 9" w:semiHidden="1" w:unhideWhenUsed="1"/>
-    <w:lsdException w:name="toc 1" w:semiHidden="1" w:uiPriority="39" w:unhideWhenUsed="1"/>
-    <w:lsdException w:name="toc 2" w:semiHidden="1" w:uiPriority="39" w:unhideWhenUsed="1"/>
-    <w:lsdException w:name="toc 3" w:semiHidden="1" w:uiPriority="39" w:unhideWhenUsed="1"/>
-    <w:lsdException w:name="toc 4" w:semiHidden="1" w:uiPriority="39" w:unhideWhenUsed="1"/>
-    <w:lsdException w:name="toc 5" w:semiHidden="1" w:uiPriority="39" w:unhideWhenUsed="1"/>
-    <w:lsdException w:name="toc 6" w:semiHidden="1" w:uiPriority="39" w:unhideWhenUsed="1"/>
-    <w:lsdException w:name="toc 7" w:semiHidden="1" w:uiPriority="39" w:unhideWhenUsed="1"/>
-    <w:lsdException w:name="toc 8" w:semiHidden="1" w:uiPriority="39" w:unhideWhenUsed="1"/>
-    <w:lsdException w:name="toc 9" w:semiHidden="1" w:uiPriority="39" w:unhideWhenUsed="1"/>
+    <w:lsdException w:name="toc 1" w:uiPriority="39" w:semiHidden="1" w:unhideWhenUsed="1"/>
+    <w:lsdException w:name="toc 2" w:uiPriority="39" w:semiHidden="1" w:unhideWhenUsed="1"/>
+    <w:lsdException w:name="toc 3" w:uiPriority="39" w:semiHidden="1" w:unhideWhenUsed="1"/>
+    <w:lsdException w:name="toc 4" w:uiPriority="39" w:semiHidden="1" w:unhideWhenUsed="1"/>
+    <w:lsdException w:name="toc 5" w:uiPriority="39" w:semiHidden="1" w:unhideWhenUsed="1"/>
+    <w:lsdException w:name="toc 6" w:uiPriority="39" w:semiHidden="1" w:unhideWhenUsed="1"/>
+    <w:lsdException w:name="toc 7" w:uiPriority="39" w:semiHidden="1" w:unhideWhenUsed="1"/>
+    <w:lsdException w:name="toc 8" w:uiPriority="39" w:semiHidden="1" w:unhideWhenUsed="1"/>
+    <w:lsdException w:name="toc 9" w:uiPriority="39" w:semiHidden="1" w:unhideWhenUsed="1"/>
     <w:lsdException w:name="Normal Indent" w:semiHidden="1" w:unhideWhenUsed="1"/>
     <w:lsdException w:name="footnote text" w:semiHidden="1" w:unhideWhenUsed="1"/>
     <w:lsdException w:name="annotation text" w:semiHidden="1" w:unhideWhenUsed="1"/>
     <w:lsdException w:name="header" w:semiHidden="1" w:unhideWhenUsed="1"/>
     <w:lsdException w:name="footer" w:semiHidden="1" w:unhideWhenUsed="1"/>
     <w:lsdException w:name="index heading" w:semiHidden="1" w:unhideWhenUsed="1"/>
-    <w:lsdException w:name="caption" w:semiHidden="1" w:uiPriority="35" w:unhideWhenUsed="1" w:qFormat="1"/>
+    <w:lsdException w:name="caption" w:uiPriority="35" w:semiHidden="1" w:unhideWhenUsed="1" w:qFormat="1"/>
     <w:lsdException w:name="table of figures" w:semiHidden="1" w:unhideWhenUsed="1"/>
     <w:lsdException w:name="envelope address" w:semiHidden="1" w:unhideWhenUsed="1"/>
     <w:lsdException w:name="envelope return" w:semiHidden="1" w:unhideWhenUsed="1"/>
@@ -279,7 +356,7 @@
     <w:lsdException w:name="Title" w:uiPriority="10" w:qFormat="1"/>
     <w:lsdException w:name="Closing" w:semiHidden="1" w:unhideWhenUsed="1"/>
     <w:lsdException w:name="Signature" w:semiHidden="1" w:unhideWhenUsed="1"/>
-    <w:lsdException w:name="Default Paragraph Font" w:semiHidden="1" w:uiPriority="1" w:unhideWhenUsed="1"/>
+    <w:lsdException w:name="Default Paragraph Font" w:uiPriority="1" w:semiHidden="1" w:unhideWhenUsed="1"/>
     <w:lsdException w:name="Body Text" w:semiHidden="1" w:unhideWhenUsed="1"/>
     <w:lsdException w:name="Body Text Indent" w:semiHidden="1" w:unhideWhenUsed="1"/>
     <w:lsdException w:name="List Continue" w:semiHidden="1" w:unhideWhenUsed="1"/>
@@ -479,8 +556,8 @@
     <w:lsdException w:name="Subtle Reference" w:uiPriority="31" w:qFormat="1"/>
     <w:lsdException w:name="Intense Reference" w:uiPriority="32" w:qFormat="1"/>
     <w:lsdException w:name="Book Title" w:uiPriority="33" w:qFormat="1"/>
-    <w:lsdException w:name="Bibliography" w:semiHidden="1" w:uiPriority="37" w:unhideWhenUsed="1"/>
-    <w:lsdException w:name="TOC Heading" w:semiHidden="1" w:uiPriority="39" w:unhideWhenUsed="1" w:qFormat="1"/>
+    <w:lsdException w:name="Bibliography" w:uiPriority="37" w:semiHidden="1" w:unhideWhenUsed="1"/>
+    <w:lsdException w:name="TOC Heading" w:uiPriority="39" w:semiHidden="1" w:unhideWhenUsed="1" w:qFormat="1"/>
     <w:lsdException w:name="Plain Table 1" w:uiPriority="41"/>
     <w:lsdException w:name="Plain Table 2" w:uiPriority="42"/>
     <w:lsdException w:name="Plain Table 3" w:uiPriority="43"/>
@@ -591,15 +668,98 @@
     <w:lsdException w:name="Unresolved Mention" w:semiHidden="1" w:unhideWhenUsed="1"/>
     <w:lsdException w:name="Smart Link" w:semiHidden="1" w:unhideWhenUsed="1"/>
   </w:latentStyles>
-  <w:style w:type="paragraph" w:default="1" w:styleId="Normal">
+  <w:style w:type="paragraph" w:styleId="Normal" w:default="1">
     <w:name w:val="Normal"/>
     <w:qFormat/>
+    <w:pPr>
+      <w:widowControl/>
+      <w:bidi w:val="0"/>
+      <w:spacing w:lineRule="auto" w:line="259" w:before="0" w:after="160"/>
+      <w:jc w:val="left"/>
+    </w:pPr>
+    <w:rPr>
+      <w:rFonts w:ascii="Calibri" w:hAnsi="Calibri" w:eastAsia="Calibri" w:cs="" w:asciiTheme="minorHAnsi" w:cstheme="minorBidi" w:eastAsiaTheme="minorHAnsi" w:hAnsiTheme="minorHAnsi"/>
+      <w:color w:val="auto"/>
+      <w:kern w:val="2"/>
+      <w:sz w:val="22"/>
+      <w:szCs w:val="22"/>
+      <w:lang w:val="es-ES" w:eastAsia="en-US" w:bidi="ar-SA"/>
+      <w14:ligatures w14:val="standardContextual"/>
+    </w:rPr>
   </w:style>
-  <w:style w:type="character" w:default="1" w:styleId="Fuentedeprrafopredeter">
+  <w:style w:type="character" w:styleId="DefaultParagraphFont" w:default="1">
     <w:name w:val="Default Paragraph Font"/>
     <w:uiPriority w:val="1"/>
     <w:semiHidden/>
     <w:unhideWhenUsed/>
+    <w:qFormat/>
+    <w:rPr/>
+  </w:style>
+  <w:style w:type="paragraph" w:styleId="Ttulo">
+    <w:name w:val="Título"/>
+    <w:basedOn w:val="Normal"/>
+    <w:next w:val="Corpo"/>
+    <w:qFormat/>
+    <w:pPr>
+      <w:keepNext w:val="true"/>
+      <w:spacing w:before="240" w:after="120"/>
+    </w:pPr>
+    <w:rPr>
+      <w:rFonts w:ascii="Liberation Sans" w:hAnsi="Liberation Sans" w:eastAsia="Microsoft YaHei" w:cs="Lucida Sans"/>
+      <w:sz w:val="28"/>
+      <w:szCs w:val="28"/>
+    </w:rPr>
+  </w:style>
+  <w:style w:type="paragraph" w:styleId="Corpo">
+    <w:name w:val="Body Text"/>
+    <w:basedOn w:val="Normal"/>
+    <w:pPr>
+      <w:spacing w:lineRule="auto" w:line="276" w:before="0" w:after="140"/>
+    </w:pPr>
+    <w:rPr/>
+  </w:style>
+  <w:style w:type="paragraph" w:styleId="Lista">
+    <w:name w:val="List"/>
+    <w:basedOn w:val="Corpo"/>
+    <w:pPr/>
+    <w:rPr>
+      <w:rFonts w:cs="Lucida Sans"/>
+    </w:rPr>
+  </w:style>
+  <w:style w:type="paragraph" w:styleId="Lenda">
+    <w:name w:val="Caption"/>
+    <w:basedOn w:val="Normal"/>
+    <w:qFormat/>
+    <w:pPr>
+      <w:suppressLineNumbers/>
+      <w:spacing w:before="120" w:after="120"/>
+    </w:pPr>
+    <w:rPr>
+      <w:rFonts w:cs="Lucida Sans"/>
+      <w:i/>
+      <w:iCs/>
+      <w:sz w:val="24"/>
+      <w:szCs w:val="24"/>
+    </w:rPr>
+  </w:style>
+  <w:style w:type="paragraph" w:styleId="Ndice">
+    <w:name w:val="Índice"/>
+    <w:basedOn w:val="Normal"/>
+    <w:qFormat/>
+    <w:pPr>
+      <w:suppressLineNumbers/>
+    </w:pPr>
+    <w:rPr>
+      <w:rFonts w:cs="Lucida Sans"/>
+      <w:lang w:val="zxx" w:eastAsia="zxx" w:bidi="zxx"/>
+    </w:rPr>
+  </w:style>
+  <w:style w:type="numbering" w:styleId="NoList" w:default="1">
+    <w:name w:val="No List"/>
+    <w:uiPriority w:val="99"/>
+    <w:semiHidden/>
+    <w:unhideWhenUsed/>
+    <w:qFormat/>
   </w:style>
   <w:style w:type="table" w:default="1" w:styleId="Tablanormal">
     <w:name w:val="Normal Table"/>
@@ -607,7 +767,6 @@
     <w:semiHidden/>
     <w:unhideWhenUsed/>
     <w:tblPr>
-      <w:tblInd w:w="0" w:type="dxa"/>
       <w:tblCellMar>
         <w:top w:w="0" w:type="dxa"/>
         <w:left w:w="108" w:type="dxa"/>
@@ -615,12 +774,6 @@
         <w:right w:w="108" w:type="dxa"/>
       </w:tblCellMar>
     </w:tblPr>
-  </w:style>
-  <w:style w:type="numbering" w:default="1" w:styleId="Sinlista">
-    <w:name w:val="No List"/>
-    <w:uiPriority w:val="99"/>
-    <w:semiHidden/>
-    <w:unhideWhenUsed/>
   </w:style>
 </w:styles>
 </file>
